--- a/docs/analysis/risk_appetite/out/Analiticheskaya_zapiska_RA_credit_v0.5.docx
+++ b/docs/analysis/risk_appetite/out/Analiticheskaya_zapiska_RA_credit_v0.5.docx
@@ -17508,7 +17508,7 @@
           <w:sz w:val="17"/>
           <w:szCs w:val="17"/>
         </w:rPr>
-        <w:t xml:space="preserve">Экспонат 6. Вклад факторов в кризисный сценарий: сценарий назван по фактору, дающему 0,13 % результата</w:t>
+        <w:t xml:space="preserve">Экспонат 6. Вклад факторов в кризисный сценарий: нефть заявлена корнем причинной цепочки, но входит в формулу параллельным слагаемым с весом 0,11 % портфеля</w:t>
       </w:r>
     </w:p>
     <w:p>
@@ -18089,7 +18089,7 @@
           <w:sz w:val="20"/>
           <w:szCs w:val="20"/>
         </w:rPr>
-        <w:t xml:space="preserve">Результат почти целиком определяется одним параметром. </w:t>
+        <w:t xml:space="preserve">Результат почти целиком определяется одним параметром — дисконтом по автомобильному обеспечению. </w:t>
       </w:r>
       <w:r>
         <w:rPr>
@@ -18100,7 +18100,138 @@
           <w:sz w:val="20"/>
           <w:szCs w:val="20"/>
         </w:rPr>
-        <w:t xml:space="preserve">Падение цен на нефть, которое во всех формулировках сценариев стоит первым и звучит громче остального, даёт одну тысячную результата: доля нефтяного портфеля составляет 0,11 %. Сценарий назван по фактору, который на него практически не влияет. Это не ошибка расчёта — арифметика верна, — но при вынесении на уполномоченный орган описание сценария через нефть создаёт неверное представление о том, что именно проверяется.</w:t>
+        <w:t xml:space="preserve">Доля портфеля под ним 48,66 %. Падение цен на нефть, которое во всех формулировках сценария стоит первым, даёт одну тысячную результата: доля нефтяного портфеля составляет 0,11 %.</w:t>
+      </w:r>
+    </w:p>
+    <w:p>
+      <w:pPr>
+        <w:spacing w:after="120" w:line="264"/>
+      </w:pPr>
+      <w:r>
+        <w:rPr>
+          <w:b/>
+          <w:bCs/>
+          <w:i w:val="false"/>
+          <w:iCs w:val="false"/>
+          <w:sz w:val="20"/>
+          <w:szCs w:val="20"/>
+        </w:rPr>
+        <w:t xml:space="preserve">Что при этом НЕ является находкой. </w:t>
+      </w:r>
+      <w:r>
+        <w:rPr>
+          <w:b w:val="false"/>
+          <w:bCs w:val="false"/>
+          <w:i w:val="false"/>
+          <w:iCs w:val="false"/>
+          <w:sz w:val="20"/>
+          <w:szCs w:val="20"/>
+        </w:rPr>
+        <w:t xml:space="preserve">Нефть в сценарии — макродрайвер, а не экспозиция. Падение цены на нефть на 40 % бьёт по экономике Казахстана в целом и через неё по курсу тенге, по ценам недвижимости и по авторынку. Выбор нефтяного шока корнем причинной цепочки экономически обоснован и является стандартной практикой; сами сценарии называются базовый, стрессовый и кризисный, а не по нефти.</w:t>
+      </w:r>
+    </w:p>
+    <w:p>
+      <w:pPr>
+        <w:spacing w:after="120" w:line="264"/>
+      </w:pPr>
+      <w:r>
+        <w:rPr>
+          <w:b/>
+          <w:bCs/>
+          <w:i w:val="false"/>
+          <w:iCs w:val="false"/>
+          <w:sz w:val="20"/>
+          <w:szCs w:val="20"/>
+        </w:rPr>
+        <w:t xml:space="preserve">Находка в другом, и она сильнее. </w:t>
+      </w:r>
+      <w:r>
+        <w:rPr>
+          <w:b w:val="false"/>
+          <w:bCs w:val="false"/>
+          <w:i w:val="false"/>
+          <w:iCs w:val="false"/>
+          <w:sz w:val="20"/>
+          <w:szCs w:val="20"/>
+        </w:rPr>
+        <w:t xml:space="preserve">Причинная цепочка заявлена в описании сценария, но не реализована в модели. В формуле п. 37 четыре фактора входят параллельными слагаемыми, каждый со своей долей портфеля; нефть входит только через долю нефтяного портфеля 0,11 %. Каскада «нефть — курс — стоимость залогов» в расчёте нет: значения по курсу, недвижимости и автомобилям задаются вручную и независимо друг от друга. Модель не знает, что они порождены нефтяным шоком.</w:t>
+      </w:r>
+    </w:p>
+    <w:p>
+      <w:pPr>
+        <w:spacing w:after="120" w:line="264"/>
+      </w:pPr>
+      <w:r>
+        <w:rPr>
+          <w:sz w:val="20"/>
+          <w:szCs w:val="20"/>
+        </w:rPr>
+        <w:t xml:space="preserve">Три следствия, все проверяемые:</w:t>
+      </w:r>
+    </w:p>
+    <w:p>
+      <w:pPr>
+        <w:pStyle w:val="ListParagraph"/>
+        <w:numPr>
+          <w:ilvl w:val="0"/>
+          <w:numId w:val="3"/>
+        </w:numPr>
+        <w:spacing w:after="80" w:line="264"/>
+      </w:pPr>
+      <w:r>
+        <w:rPr>
+          <w:sz w:val="20"/>
+          <w:szCs w:val="20"/>
+        </w:rPr>
+        <w:t xml:space="preserve">Чувствительность результата к нефтяному допущению равна 0,13 %. Замена −40 % на −80 % сдвинет результат на треть процента. Заявленная причинность в модели непроверяема: ужесточение корневого допущения почти ничего не меняет.</w:t>
+      </w:r>
+    </w:p>
+    <w:p>
+      <w:pPr>
+        <w:pStyle w:val="ListParagraph"/>
+        <w:numPr>
+          <w:ilvl w:val="0"/>
+          <w:numId w:val="3"/>
+        </w:numPr>
+        <w:spacing w:after="80" w:line="264"/>
+      </w:pPr>
+      <w:r>
+        <w:rPr>
+          <w:sz w:val="20"/>
+          <w:szCs w:val="20"/>
+        </w:rPr>
+        <w:t xml:space="preserve">Величину результата определяет недокументированный параметр. 78,66 % даёт дисконт по авто, у которого в формуле п. 37 нет даже члена: формула содержит три фактора риска, расчёт ведётся по четырём. На уполномоченный орган выносится сценарий падения нефти, а число делает параметр, отсутствующий в тексте Методики.</w:t>
+      </w:r>
+    </w:p>
+    <w:p>
+      <w:pPr>
+        <w:pStyle w:val="ListParagraph"/>
+        <w:numPr>
+          <w:ilvl w:val="0"/>
+          <w:numId w:val="3"/>
+        </w:numPr>
+        <w:spacing w:after="80" w:line="264"/>
+      </w:pPr>
+      <w:r>
+        <w:rPr>
+          <w:sz w:val="20"/>
+          <w:szCs w:val="20"/>
+        </w:rPr>
+        <w:t xml:space="preserve">Нельзя ответить на вопрос «а если нефть упадёт, но курс удержат». При параллельной структуре согласованность факторов держится только на экспертном выборе значений, и проверить её нечем.</w:t>
+      </w:r>
+    </w:p>
+    <w:p>
+      <w:pPr>
+        <w:spacing w:after="120" w:line="264"/>
+      </w:pPr>
+      <w:r>
+        <w:rPr>
+          <w:b/>
+          <w:bCs/>
+          <w:sz w:val="20"/>
+          <w:szCs w:val="20"/>
+        </w:rPr>
+        <w:t xml:space="preserve">Предложение: не переименовывать сценарий, а оформить каскад явно — нефть, затем курс, затем цены залогов, с эластичностями между звеньями. Тогда нефтяное допущение начнёт влиять на результат через каналы, которые описание уже декларирует, и сценарий станет проверяемым. Это же закрывает вопрос о происхождении авто-дисконта: он станет следствием, а не отдельно назначаемым числом.</w:t>
       </w:r>
     </w:p>
     <w:p>
@@ -24616,7 +24747,7 @@
         <w:spacing w:after="120" w:before="240"/>
       </w:pPr>
       <w:r>
-        <w:t xml:space="preserve">12.7. Новые вопросы от 20.08.2026 — смена базы капитала</w:t>
+        <w:t xml:space="preserve">12.7. Новые вопросы от 20.08.2026</w:t>
       </w:r>
     </w:p>
     <w:tbl>
@@ -25049,6 +25180,107 @@
                 <w:szCs w:val="18"/>
               </w:rPr>
               <w:t xml:space="preserve">Владелец расчёта топ-20</w:t>
+            </w:r>
+          </w:p>
+        </w:tc>
+      </w:tr>
+      <w:tr>
+        <w:trPr>
+          <w:tblHeader w:val="false"/>
+        </w:trPr>
+        <w:tc>
+          <w:tcPr>
+            <w:tcW w:type="dxa" w:w="600"/>
+            <w:tcMar>
+              <w:top w:type="dxa" w:w="50"/>
+              <w:left w:type="dxa" w:w="70"/>
+              <w:bottom w:type="dxa" w:w="50"/>
+              <w:right w:type="dxa" w:w="70"/>
+            </w:tcMar>
+            <w:vAlign w:val="center"/>
+          </w:tcPr>
+          <w:p>
+            <w:pPr>
+              <w:spacing w:after="0" w:line="230"/>
+            </w:pPr>
+            <w:r>
+              <w:rPr>
+                <w:sz w:val="18"/>
+                <w:szCs w:val="18"/>
+              </w:rPr>
+              <w:t xml:space="preserve">В40</w:t>
+            </w:r>
+          </w:p>
+        </w:tc>
+        <w:tc>
+          <w:tcPr>
+            <w:tcW w:type="dxa" w:w="3500"/>
+            <w:tcMar>
+              <w:top w:type="dxa" w:w="50"/>
+              <w:left w:type="dxa" w:w="70"/>
+              <w:bottom w:type="dxa" w:w="50"/>
+              <w:right w:type="dxa" w:w="70"/>
+            </w:tcMar>
+            <w:vAlign w:val="center"/>
+          </w:tcPr>
+          <w:p>
+            <w:pPr>
+              <w:spacing w:after="0" w:line="230"/>
+            </w:pPr>
+            <w:r>
+              <w:rPr>
+                <w:sz w:val="18"/>
+                <w:szCs w:val="18"/>
+              </w:rPr>
+              <w:t xml:space="preserve">Является ли структура сценария каскадной по замыслу — нефть как драйвер курса и стоимости залогов — и если да, где эта связь выражена в расчёте</w:t>
+            </w:r>
+          </w:p>
+        </w:tc>
+        <w:tc>
+          <w:tcPr>
+            <w:tcW w:type="dxa" w:w="3300"/>
+            <w:tcMar>
+              <w:top w:type="dxa" w:w="50"/>
+              <w:left w:type="dxa" w:w="70"/>
+              <w:bottom w:type="dxa" w:w="50"/>
+              <w:right w:type="dxa" w:w="70"/>
+            </w:tcMar>
+            <w:vAlign w:val="center"/>
+          </w:tcPr>
+          <w:p>
+            <w:pPr>
+              <w:spacing w:after="0" w:line="230"/>
+            </w:pPr>
+            <w:r>
+              <w:rPr>
+                <w:sz w:val="18"/>
+                <w:szCs w:val="18"/>
+              </w:rPr>
+              <w:t xml:space="preserve">В формуле п. 37 факторы входят параллельными слагаемыми. Нефть влияет на результат только через долю нефтяного портфеля 0,11 %, то есть заявленная причинность не проверяема. От ответа зависит, дорабатывается модель или уточняется описание сценария</w:t>
+            </w:r>
+          </w:p>
+        </w:tc>
+        <w:tc>
+          <w:tcPr>
+            <w:tcW w:type="dxa" w:w="2500"/>
+            <w:tcMar>
+              <w:top w:type="dxa" w:w="50"/>
+              <w:left w:type="dxa" w:w="70"/>
+              <w:bottom w:type="dxa" w:w="50"/>
+              <w:right w:type="dxa" w:w="70"/>
+            </w:tcMar>
+            <w:vAlign w:val="center"/>
+          </w:tcPr>
+          <w:p>
+            <w:pPr>
+              <w:spacing w:after="0" w:line="230"/>
+            </w:pPr>
+            <w:r>
+              <w:rPr>
+                <w:sz w:val="18"/>
+                <w:szCs w:val="18"/>
+              </w:rPr>
+              <w:t xml:space="preserve">БРМ — владелец модели стресс-тестирования</w:t>
             </w:r>
           </w:p>
         </w:tc>

--- a/docs/analysis/risk_appetite/out/Analiticheskaya_zapiska_RA_credit_v0.5.docx
+++ b/docs/analysis/risk_appetite/out/Analiticheskaya_zapiska_RA_credit_v0.5.docx
@@ -17508,7 +17508,7 @@
           <w:sz w:val="17"/>
           <w:szCs w:val="17"/>
         </w:rPr>
-        <w:t xml:space="preserve">Экспонат 6. Вклад факторов в кризисный сценарий: нефть заявлена корнем причинной цепочки, но входит в формулу параллельным слагаемым с весом 0,11 % портфеля</w:t>
+        <w:t xml:space="preserve">Экспонат 6. Вклад факторов в кризисный сценарий: 78,66 % результата даёт авто-дисконт, члена по которому в формуле п. 37 нет</w:t>
       </w:r>
     </w:p>
     <w:p>
@@ -18116,7 +18116,7 @@
           <w:sz w:val="20"/>
           <w:szCs w:val="20"/>
         </w:rPr>
-        <w:t xml:space="preserve">Что при этом НЕ является находкой. </w:t>
+        <w:t xml:space="preserve">Что при этом НЕ является находкой — сверено с текстом Методики. </w:t>
       </w:r>
       <w:r>
         <w:rPr>
@@ -18127,7 +18127,7 @@
           <w:sz w:val="20"/>
           <w:szCs w:val="20"/>
         </w:rPr>
-        <w:t xml:space="preserve">Нефть в сценарии — макродрайвер, а не экспозиция. Падение цены на нефть на 40 % бьёт по экономике Казахстана в целом и через неё по курсу тенге, по ценам недвижимости и по авторынку. Выбор нефтяного шока корнем причинной цепочки экономически обоснован и является стандартной практикой; сами сценарии называются базовый, стрессовый и кризисный, а не по нефти.</w:t>
+        <w:t xml:space="preserve">Пункт 33 определяет конструкцию как анализ чувствительности «в результате одновременного изменения макро-факторов». Одновременного, а не взаимосвязанного: параллельная структура формулы соответствует тексту, а не противоречит ему. Пункт 37 определяет коэффициент как K = (LGD·(E*/E))·D, где D — «доля кредитного портфеля, подверженного влиянию заданного фактора риска». Значит вклад нефти 0,13 % есть прямое следствие Методики, а не дефект расчёта. Претензия к расчёту снимается.</w:t>
       </w:r>
     </w:p>
     <w:p>
@@ -18143,7 +18143,7 @@
           <w:sz w:val="20"/>
           <w:szCs w:val="20"/>
         </w:rPr>
-        <w:t xml:space="preserve">Находка в другом, и она сильнее. </w:t>
+        <w:t xml:space="preserve">Что остаётся твёрдым фактом из текста. </w:t>
       </w:r>
       <w:r>
         <w:rPr>
@@ -18154,7 +18154,7 @@
           <w:sz w:val="20"/>
           <w:szCs w:val="20"/>
         </w:rPr>
-        <w:t xml:space="preserve">Причинная цепочка заявлена в описании сценария, но не реализована в модели. В формуле п. 37 четыре фактора входят параллельными слагаемыми, каждый со своей долей портфеля; нефть входит только через долю нефтяного портфеля 0,11 %. Каскада «нефть — курс — стоимость залогов» в расчёте нет: значения по курсу, недвижимости и автомобилям задаются вручную и независимо друг от друга. Модель не знает, что они порождены нефтяным шоком.</w:t>
+        <w:t xml:space="preserve">Сценарии п. 34–36 задают четыре фактора — нефть, недвижимость, девальвацию и авто. Формула п. 37 содержит три члена. Авто-шок −15 / −25 / −50 % в сценариях есть, члена по авто в формуле нет, а вклад авто в результат составляет 78,66 %. Расхождение между сценарием и формулой находится внутри самого документа и не зависит ни от чьей интерпретации.</w:t>
       </w:r>
     </w:p>
     <w:p>
@@ -18166,58 +18166,34 @@
           <w:sz w:val="20"/>
           <w:szCs w:val="20"/>
         </w:rPr>
-        <w:t xml:space="preserve">Три следствия, все проверяемые:</w:t>
+        <w:t xml:space="preserve">Гипотеза Г27, требующая подтверждения владельцем расчёта: нефть включена в сценарий не как экспозиция, а как макродрайвер — падение цены бьёт по экономике Казахстана и косвенно, через курс и спрос, по качеству заёмщиков в целом. Экономически это правдоподобно, но Методика такой логики не содержит: она перечисляет нефть среди факторов риска и взвешивает её долей подверженного портфеля. Текст гипотезу не подтверждает и не опровергает — он этот вопрос не рассматривает. Вопрос В40.</w:t>
       </w:r>
     </w:p>
     <w:p>
       <w:pPr>
-        <w:pStyle w:val="ListParagraph"/>
-        <w:numPr>
-          <w:ilvl w:val="0"/>
-          <w:numId w:val="3"/>
-        </w:numPr>
-        <w:spacing w:after="80" w:line="264"/>
+        <w:spacing w:after="120" w:line="264"/>
       </w:pPr>
       <w:r>
         <w:rPr>
+          <w:b/>
+          <w:bCs/>
+          <w:i w:val="false"/>
+          <w:iCs w:val="false"/>
           <w:sz w:val="20"/>
           <w:szCs w:val="20"/>
         </w:rPr>
-        <w:t xml:space="preserve">Чувствительность результата к нефтяному допущению равна 0,13 %. Замена −40 % на −80 % сдвинет результат на треть процента. Заявленная причинность в модели непроверяема: ужесточение корневого допущения почти ничего не меняет.</w:t>
+        <w:t xml:space="preserve">Содержательный вывод. </w:t>
       </w:r>
-    </w:p>
-    <w:p>
-      <w:pPr>
-        <w:pStyle w:val="ListParagraph"/>
-        <w:numPr>
-          <w:ilvl w:val="0"/>
-          <w:numId w:val="3"/>
-        </w:numPr>
-        <w:spacing w:after="80" w:line="264"/>
-      </w:pPr>
       <w:r>
         <w:rPr>
+          <w:b w:val="false"/>
+          <w:bCs w:val="false"/>
+          <w:i w:val="false"/>
+          <w:iCs w:val="false"/>
           <w:sz w:val="20"/>
           <w:szCs w:val="20"/>
         </w:rPr>
-        <w:t xml:space="preserve">Величину результата определяет недокументированный параметр. 78,66 % даёт дисконт по авто, у которого в формуле п. 37 нет даже члена: формула содержит три фактора риска, расчёт ведётся по четырём. На уполномоченный орган выносится сценарий падения нефти, а число делает параметр, отсутствующий в тексте Методики.</w:t>
-      </w:r>
-    </w:p>
-    <w:p>
-      <w:pPr>
-        <w:pStyle w:val="ListParagraph"/>
-        <w:numPr>
-          <w:ilvl w:val="0"/>
-          <w:numId w:val="3"/>
-        </w:numPr>
-        <w:spacing w:after="80" w:line="264"/>
-      </w:pPr>
-      <w:r>
-        <w:rPr>
-          <w:sz w:val="20"/>
-          <w:szCs w:val="20"/>
-        </w:rPr>
-        <w:t xml:space="preserve">Нельзя ответить на вопрос «а если нефть упадёт, но курс удержат». При параллельной структуре согласованность факторов держится только на экспертном выборе значений, и проверить её нечем.</w:t>
+        <w:t xml:space="preserve">Модель по построению улавливает только прямую подверженность и не учитывает косвенные каналы. Контраргумент называем первым и он сильный: п. 33 прямо называет конструкцию анализом чувствительности для оперативной оценки, а для анализа чувствительности прямая подверженность — законное и осознанное упрощение. Требовать от него макро-каскада значит требовать не того, чем он является.</w:t>
       </w:r>
     </w:p>
     <w:p>
@@ -18231,7 +18207,19 @@
           <w:sz w:val="20"/>
           <w:szCs w:val="20"/>
         </w:rPr>
-        <w:t xml:space="preserve">Предложение: не переименовывать сценарий, а оформить каскад явно — нефть, затем курс, затем цены залогов, с эластичностями между звеньями. Тогда нефтяное допущение начнёт влиять на результат через каналы, которые описание уже декларирует, и сценарий станет проверяемым. Это же закрывает вопрос о происхождении авто-дисконта: он станет следствием, а не отдельно назначаемым числом.</w:t>
+        <w:t xml:space="preserve">Но отсюда следует то, что важно для нашего контура: анализ чувствительности к прямой подверженности не закрывает требование п. 18 части 4 Правил № 86 о сценарной оценке. Это усиливает § 10.4, а не создаёт новую претензию к модели.</w:t>
+      </w:r>
+    </w:p>
+    <w:p>
+      <w:pPr>
+        <w:spacing w:after="120" w:line="264"/>
+      </w:pPr>
+      <w:r>
+        <w:rPr>
+          <w:sz w:val="20"/>
+          <w:szCs w:val="20"/>
+        </w:rPr>
+        <w:t xml:space="preserve">Практическое следствие по авто сохраняется: правка дисконта с 10 / 15 / 20 % на 15 / 25 / 50 % привела расчёт в соответствие с п. 34–36, но самый влиятельный параметр модели по-прежнему опирается на пункт, в формуле которого его нет.</w:t>
       </w:r>
     </w:p>
     <w:p>
@@ -25232,7 +25220,7 @@
                 <w:sz w:val="18"/>
                 <w:szCs w:val="18"/>
               </w:rPr>
-              <w:t xml:space="preserve">Является ли структура сценария каскадной по замыслу — нефть как драйвер курса и стоимости залогов — и если да, где эта связь выражена в расчёте</w:t>
+              <w:t xml:space="preserve">Включена ли нефть в сценарий ради косвенного эффекта на экономику, и если да — чем обосновано, что этот эффект измеряется долей нефтяного портфеля 0,11 %. Предусматривается ли учёт косвенных каналов</w:t>
             </w:r>
           </w:p>
         </w:tc>
@@ -25256,7 +25244,7 @@
                 <w:sz w:val="18"/>
                 <w:szCs w:val="18"/>
               </w:rPr>
-              <w:t xml:space="preserve">В формуле п. 37 факторы входят параллельными слагаемыми. Нефть влияет на результат только через долю нефтяного портфеля 0,11 %, то есть заявленная причинность не проверяема. От ответа зависит, дорабатывается модель или уточняется описание сценария</w:t>
+              <w:t xml:space="preserve">П. 33 Методики говорит об одновременном изменении факторов, п. 37 взвешивает каждый долей подверженного портфеля. Косвенных каналов текст не рассматривает. От ответа зависит, правильно ли называть результат сценарной оценкой в смысле п. 18 части 4 Правил № 86</w:t>
             </w:r>
           </w:p>
         </w:tc>
@@ -25281,6 +25269,107 @@
                 <w:szCs w:val="18"/>
               </w:rPr>
               <w:t xml:space="preserve">БРМ — владелец модели стресс-тестирования</w:t>
+            </w:r>
+          </w:p>
+        </w:tc>
+      </w:tr>
+      <w:tr>
+        <w:trPr>
+          <w:tblHeader w:val="false"/>
+        </w:trPr>
+        <w:tc>
+          <w:tcPr>
+            <w:tcW w:type="dxa" w:w="600"/>
+            <w:tcMar>
+              <w:top w:type="dxa" w:w="50"/>
+              <w:left w:type="dxa" w:w="70"/>
+              <w:bottom w:type="dxa" w:w="50"/>
+              <w:right w:type="dxa" w:w="70"/>
+            </w:tcMar>
+            <w:vAlign w:val="center"/>
+          </w:tcPr>
+          <w:p>
+            <w:pPr>
+              <w:spacing w:after="0" w:line="230"/>
+            </w:pPr>
+            <w:r>
+              <w:rPr>
+                <w:sz w:val="18"/>
+                <w:szCs w:val="18"/>
+              </w:rPr>
+              <w:t xml:space="preserve">В41</w:t>
+            </w:r>
+          </w:p>
+        </w:tc>
+        <w:tc>
+          <w:tcPr>
+            <w:tcW w:type="dxa" w:w="3500"/>
+            <w:tcMar>
+              <w:top w:type="dxa" w:w="50"/>
+              <w:left w:type="dxa" w:w="70"/>
+              <w:bottom w:type="dxa" w:w="50"/>
+              <w:right w:type="dxa" w:w="70"/>
+            </w:tcMar>
+            <w:vAlign w:val="center"/>
+          </w:tcPr>
+          <w:p>
+            <w:pPr>
+              <w:spacing w:after="0" w:line="230"/>
+            </w:pPr>
+            <w:r>
+              <w:rPr>
+                <w:sz w:val="18"/>
+                <w:szCs w:val="18"/>
+              </w:rPr>
+              <w:t xml:space="preserve">Почему формула п. 37 содержит три члена, тогда как сценарии п. 34–36 задают четыре фактора, и на каком основании в расчёт включён четвёртый — авто</w:t>
+            </w:r>
+          </w:p>
+        </w:tc>
+        <w:tc>
+          <w:tcPr>
+            <w:tcW w:type="dxa" w:w="3300"/>
+            <w:tcMar>
+              <w:top w:type="dxa" w:w="50"/>
+              <w:left w:type="dxa" w:w="70"/>
+              <w:bottom w:type="dxa" w:w="50"/>
+              <w:right w:type="dxa" w:w="70"/>
+            </w:tcMar>
+            <w:vAlign w:val="center"/>
+          </w:tcPr>
+          <w:p>
+            <w:pPr>
+              <w:spacing w:after="0" w:line="230"/>
+            </w:pPr>
+            <w:r>
+              <w:rPr>
+                <w:sz w:val="18"/>
+                <w:szCs w:val="18"/>
+              </w:rPr>
+              <w:t xml:space="preserve">Расхождение внутри самого документа. Фактор, отсутствующий в формуле, даёт 78,66 % результата</w:t>
+            </w:r>
+          </w:p>
+        </w:tc>
+        <w:tc>
+          <w:tcPr>
+            <w:tcW w:type="dxa" w:w="2500"/>
+            <w:tcMar>
+              <w:top w:type="dxa" w:w="50"/>
+              <w:left w:type="dxa" w:w="70"/>
+              <w:bottom w:type="dxa" w:w="50"/>
+              <w:right w:type="dxa" w:w="70"/>
+            </w:tcMar>
+            <w:vAlign w:val="center"/>
+          </w:tcPr>
+          <w:p>
+            <w:pPr>
+              <w:spacing w:after="0" w:line="230"/>
+            </w:pPr>
+            <w:r>
+              <w:rPr>
+                <w:sz w:val="18"/>
+                <w:szCs w:val="18"/>
+              </w:rPr>
+              <w:t xml:space="preserve">Владелец Методики</w:t>
             </w:r>
           </w:p>
         </w:tc>
